--- a/roteiros/paula-fernandes-2/PaulaQS_Parte2.docx
+++ b/roteiros/paula-fernandes-2/PaulaQS_Parte2.docx
@@ -543,7 +543,7 @@
         <w:rPr>
           <w:color w:val="000000"/>
         </w:rPr>
-        <w:t>O DVD gravado ao vivo naquele período virou o disco mais vendido do Brasil no ano. Passou de um milhão e seiscentas mil cópias. Ficou na frente de artistas como Luan Santana e Caetano Veloso.</w:t>
+        <w:t>O DVD gravado ao vivo naquele período virou o disco mais vendido do Brasil no ano. Passou de um milhão de cópias. Ficou na frente de artistas como Luan Santana e Caetano Veloso.</w:t>
       </w:r>
     </w:p>
     <w:p>
